--- a/testakten/familienrecht-unterhalt-zugewinn-bad-nauheim/docx/mandantenbrief_unterlagenstand_neumann.docx
+++ b/testakten/familienrecht-unterhalt-zugewinn-bad-nauheim/docx/mandantenbrief_unterlagenstand_neumann.docx
@@ -4,50 +4,498 @@
   <w:body>
     <w:p>
       <w:pPr>
-        <w:pStyle w:val="Heading1"/>
+        <w:spacing w:after="180"/>
       </w:pPr>
       <w:r>
-        <w:t>Neumann - Unterlagenstand und nächster Schritt</w:t>
+        <w:rPr>
+          <w:rFonts w:ascii="Arial" w:hAnsi="Arial" w:eastAsia="Arial"/>
+          <w:b/>
+          <w:color w:val="5C6569"/>
+          <w:sz w:val="16"/>
+        </w:rPr>
+        <w:t>MANDANTENANSCHREIBEN</w:t>
       </w:r>
     </w:p>
     <w:p>
+      <w:pPr>
+        <w:spacing w:after="100"/>
+      </w:pPr>
       <w:r>
+        <w:rPr>
+          <w:rFonts w:ascii="Arial" w:hAnsi="Arial" w:eastAsia="Arial"/>
+          <w:b w:val="0"/>
+          <w:color w:val="5C6569"/>
+          <w:sz w:val="14"/>
+        </w:rPr>
+        <w:t>Rechtsanwältin Katharina Feldmann · Parkstraße 22 · 61231 Bad Nauheim</w:t>
+      </w:r>
+    </w:p>
+    <w:p>
+      <w:pPr>
+        <w:spacing w:after="0"/>
+      </w:pPr>
+      <w:r>
+        <w:rPr>
+          <w:rFonts w:ascii="Arial" w:hAnsi="Arial" w:eastAsia="Arial"/>
+          <w:b w:val="0"/>
+          <w:sz w:val="18"/>
+        </w:rPr>
+        <w:t>Frau Dr. Elena Neumann</w:t>
+      </w:r>
+    </w:p>
+    <w:p>
+      <w:pPr>
+        <w:spacing w:after="0"/>
+      </w:pPr>
+      <w:r>
+        <w:rPr>
+          <w:rFonts w:ascii="Arial" w:hAnsi="Arial" w:eastAsia="Arial"/>
+          <w:b w:val="0"/>
+          <w:sz w:val="18"/>
+        </w:rPr>
+        <w:t>Hainerweg 18</w:t>
+      </w:r>
+    </w:p>
+    <w:p>
+      <w:pPr>
+        <w:spacing w:after="0"/>
+      </w:pPr>
+      <w:r>
+        <w:rPr>
+          <w:rFonts w:ascii="Arial" w:hAnsi="Arial" w:eastAsia="Arial"/>
+          <w:b w:val="0"/>
+          <w:sz w:val="18"/>
+        </w:rPr>
+        <w:t>61231 Bad Nauheim</w:t>
+      </w:r>
+    </w:p>
+    <w:p/>
+    <w:tbl>
+      <w:tblPr>
+        <w:tblW w:type="auto" w:w="0"/>
+        <w:jc w:val="right"/>
+        <w:tblLayout w:type="fixed"/>
+        <w:tblLook w:firstColumn="1" w:firstRow="1" w:lastColumn="0" w:lastRow="0" w:noHBand="0" w:noVBand="1" w:val="04A0"/>
+      </w:tblPr>
+      <w:tblGrid>
+        <w:gridCol w:w="4720"/>
+        <w:gridCol w:w="4720"/>
+      </w:tblGrid>
+      <w:tr>
+        <w:tc>
+          <w:tcPr>
+            <w:tcW w:type="dxa" w:w="1757"/>
+          </w:tcPr>
+          <w:p>
+            <w:r>
+              <w:rPr>
+                <w:rFonts w:ascii="Arial" w:hAnsi="Arial" w:eastAsia="Arial"/>
+                <w:b/>
+                <w:color w:val="5C6569"/>
+                <w:sz w:val="16"/>
+              </w:rPr>
+              <w:t>Datum</w:t>
+            </w:r>
+          </w:p>
+        </w:tc>
+        <w:tc>
+          <w:tcPr>
+            <w:tcW w:type="dxa" w:w="2948"/>
+          </w:tcPr>
+          <w:p>
+            <w:r>
+              <w:rPr>
+                <w:rFonts w:ascii="Arial" w:hAnsi="Arial" w:eastAsia="Arial"/>
+                <w:b w:val="0"/>
+                <w:sz w:val="16"/>
+              </w:rPr>
+              <w:t>30. Juni 2026</w:t>
+            </w:r>
+          </w:p>
+        </w:tc>
+      </w:tr>
+      <w:tr>
+        <w:tc>
+          <w:tcPr>
+            <w:tcW w:type="dxa" w:w="1757"/>
+          </w:tcPr>
+          <w:p>
+            <w:r>
+              <w:rPr>
+                <w:rFonts w:ascii="Arial" w:hAnsi="Arial" w:eastAsia="Arial"/>
+                <w:b/>
+                <w:color w:val="5C6569"/>
+                <w:sz w:val="16"/>
+              </w:rPr>
+              <w:t>Aktenzeichen</w:t>
+            </w:r>
+          </w:p>
+        </w:tc>
+        <w:tc>
+          <w:tcPr>
+            <w:tcW w:type="dxa" w:w="2948"/>
+          </w:tcPr>
+          <w:p>
+            <w:r>
+              <w:rPr>
+                <w:rFonts w:ascii="Arial" w:hAnsi="Arial" w:eastAsia="Arial"/>
+                <w:b w:val="0"/>
+                <w:sz w:val="16"/>
+              </w:rPr>
+              <w:t>87/26 F / kf-hk</w:t>
+            </w:r>
+          </w:p>
+        </w:tc>
+      </w:tr>
+      <w:tr>
+        <w:tc>
+          <w:tcPr>
+            <w:tcW w:type="dxa" w:w="1757"/>
+          </w:tcPr>
+          <w:p>
+            <w:r>
+              <w:rPr>
+                <w:rFonts w:ascii="Arial" w:hAnsi="Arial" w:eastAsia="Arial"/>
+                <w:b/>
+                <w:color w:val="5C6569"/>
+                <w:sz w:val="16"/>
+              </w:rPr>
+              <w:t>Bearbeitung</w:t>
+            </w:r>
+          </w:p>
+        </w:tc>
+        <w:tc>
+          <w:tcPr>
+            <w:tcW w:type="dxa" w:w="2948"/>
+          </w:tcPr>
+          <w:p>
+            <w:r>
+              <w:rPr>
+                <w:rFonts w:ascii="Arial" w:hAnsi="Arial" w:eastAsia="Arial"/>
+                <w:b w:val="0"/>
+                <w:sz w:val="16"/>
+              </w:rPr>
+              <w:t>Katharina Feldmann</w:t>
+            </w:r>
+          </w:p>
+        </w:tc>
+      </w:tr>
+    </w:tbl>
+    <w:p/>
+    <w:p>
+      <w:pPr>
+        <w:pStyle w:val="Title"/>
+      </w:pPr>
+      <w:r>
+        <w:rPr>
+          <w:rFonts w:ascii="Arial" w:hAnsi="Arial" w:eastAsia="Arial"/>
+          <w:b/>
+          <w:color w:val="173941"/>
+          <w:sz w:val="34"/>
+        </w:rPr>
+        <w:t>Unterlagenstand zu Unterhalt, Haus und Zugewinn</w:t>
+      </w:r>
+    </w:p>
+    <w:p>
+      <w:pPr>
+        <w:jc w:val="both"/>
+      </w:pPr>
+      <w:r>
+        <w:rPr>
+          <w:rFonts w:ascii="Arial" w:hAnsi="Arial" w:eastAsia="Arial"/>
+          <w:b w:val="0"/>
+          <w:sz w:val="21"/>
+        </w:rPr>
         <w:t>Sehr geehrte Frau Dr. Neumann,</w:t>
       </w:r>
     </w:p>
     <w:p>
+      <w:pPr>
+        <w:pStyle w:val="Heading1"/>
+      </w:pPr>
       <w:r>
-        <w:t>wir haben die bislang vorhandenen Unterlagen gesichtet. Für eine belastbare Bezifferung fehlen insbesondere die vollständigen Einkommensunterlagen Ihres Ehemannes, die Nachweise zum Ingenieurbüro, Depotumsätze und Belege zum behaupteten Darlehen der Eltern.</w:t>
+        <w:t>1. Was inzwischen vorliegt</w:t>
       </w:r>
     </w:p>
     <w:p>
+      <w:pPr>
+        <w:jc w:val="both"/>
+      </w:pPr>
       <w:r>
-        <w:t>Wichtig ist, dass wir die Betreuungssituation und die Kinderkosten weiter mit Belegen unterlegen. Bitte reichen Sie die noch offenen Rechnungen zur Nachhilfe, zur Kieferorthopädie und zur Klassenfahrt nach, sobald sie vorliegen.</w:t>
+        <w:rPr>
+          <w:rFonts w:ascii="Arial" w:hAnsi="Arial" w:eastAsia="Arial"/>
+          <w:b w:val="0"/>
+          <w:sz w:val="21"/>
+        </w:rPr>
+        <w:t>Wir haben Ihre Gehaltsabrechnungen Januar bis Mai 2026, die Betreuungsübersicht, die Kontoauszüge des Hauskontos, die Kinderkostenbelege, den Depotauszug 2025, die Bonusmitteilung und die Rechnung zur Lerntherapie geordnet. Die Gegenseite hat bislang nur drei vollständige Gehaltsabrechnungen, einen April-Ausdruck, eine private Darlehensübersicht und eine unbelegte Kostenliste des Ingenieurbüros vorgelegt.</w:t>
       </w:r>
     </w:p>
     <w:p>
+      <w:pPr>
+        <w:pStyle w:val="Heading1"/>
+      </w:pPr>
       <w:r>
-        <w:t>Wir schlagen vor, die Gegenseite noch einmal mit kurzer Frist zur Ergänzung aufzufordern und parallel den gerichtlichen Antrag so vorzubereiten, dass er nach Fristablauf ohne erneute Sortierphase eingereicht werden kann.</w:t>
+        <w:t>2. Was von Herrn Neumann noch fehlt</w:t>
       </w:r>
     </w:p>
     <w:p>
+      <w:pPr>
+        <w:jc w:val="both"/>
+      </w:pPr>
       <w:r>
-        <w:t>Mit freundlichen Grüßen</w:t>
+        <w:rPr>
+          <w:rFonts w:ascii="Arial" w:hAnsi="Arial" w:eastAsia="Arial"/>
+          <w:b w:val="0"/>
+          <w:sz w:val="21"/>
+        </w:rPr>
+        <w:t>Benötigt werden insbesondere die Gehaltsabrechnungen April bis Juni im Originalformat, Bonusabrechnung, Steuerbescheide 2023 und 2024, Steuererklärung 2025 nach Fertigstellung, Einnahmen-Überschuss-Rechnungen und Geschäftskontoauszüge, Depotumsätze einschließlich Verkauf vom 6. Juni, aktueller Lebensversicherungswert, Leasingvertrag der CNC-Fräse und Unterlagen zum Grundstück Ober-Mörlen.</w:t>
       </w:r>
     </w:p>
     <w:p>
+      <w:pPr>
+        <w:pStyle w:val="Heading1"/>
+      </w:pPr>
       <w:r>
-        <w:t>Rechtsanwältin K. Feldmann</w:t>
+        <w:t>3. Ihre Unterlagen</w:t>
+      </w:r>
+    </w:p>
+    <w:p>
+      <w:pPr>
+        <w:jc w:val="both"/>
+      </w:pPr>
+      <w:r>
+        <w:rPr>
+          <w:rFonts w:ascii="Arial" w:hAnsi="Arial" w:eastAsia="Arial"/>
+          <w:b w:val="0"/>
+          <w:sz w:val="21"/>
+        </w:rPr>
+        <w:t>Bitte reichen Sie bis 6. Juli die vollständigen Honorarabrechnungen der Zeitschrift, den Kontoauszug zur Schenkung Ihrer Tante aus 2018, den damaligen Sondertilgungsbeleg sowie aktuelle Salden der Hausdarlehen ein. Für Paula benötigen wir nach Beginn der Lerntherapie Teilnahme- und Zahlungsnachweise; für Jakob den kieferorthopädischen Behandlungsplan und für Clara die endgültige Brillenrechnung.</w:t>
+      </w:r>
+    </w:p>
+    <w:p>
+      <w:pPr>
+        <w:pStyle w:val="Heading1"/>
+      </w:pPr>
+      <w:r>
+        <w:t>4. Kinder und Kommunikation</w:t>
+      </w:r>
+    </w:p>
+    <w:p>
+      <w:pPr>
+        <w:jc w:val="both"/>
+      </w:pPr>
+      <w:r>
+        <w:rPr>
+          <w:rFonts w:ascii="Arial" w:hAnsi="Arial" w:eastAsia="Arial"/>
+          <w:b w:val="0"/>
+          <w:sz w:val="21"/>
+        </w:rPr>
+        <w:t>Die Vermögens- und Unterhaltskorrespondenz führen wir ausschließlich mit dem gegnerischen Anwalt. Absprachen zu Abholung, Schule und Gesundheit bleiben im Elternkanal und werden nicht mit Zahlungen verknüpft. Falls Herr Neumann eine Zahlung aussetzt oder eine kurzfristige Betreuungsänderung verlangt, senden Sie uns die Nachricht mit Datum, ohne sie für das Verfahren zu kommentieren.</w:t>
+      </w:r>
+    </w:p>
+    <w:p>
+      <w:pPr>
+        <w:pStyle w:val="Heading1"/>
+      </w:pPr>
+      <w:r>
+        <w:t>5. Weiterer Ablauf</w:t>
+      </w:r>
+    </w:p>
+    <w:p>
+      <w:pPr>
+        <w:jc w:val="both"/>
+      </w:pPr>
+      <w:r>
+        <w:rPr>
+          <w:rFonts w:ascii="Arial" w:hAnsi="Arial" w:eastAsia="Arial"/>
+          <w:b w:val="0"/>
+          <w:sz w:val="21"/>
+        </w:rPr>
+        <w:t>Wir setzen eine kurze Ergänzungsfrist und bereiten parallel die Unterhaltsberechnung aus gesicherten Daten vor. Dabei werden Kindesunterhalt, Mehrbedarf, Trennungsunterhalt, Hauslasten und Zugewinn getrennt ausgewiesen. Nach Fristablauf entscheiden wir mit Ihnen, welche Auskunft gerichtlich verfolgt und welche Position zunächst außergerichtlich beziffert wird.</w:t>
+      </w:r>
+    </w:p>
+    <w:p>
+      <w:pPr>
+        <w:jc w:val="both"/>
+      </w:pPr>
+      <w:r>
+        <w:rPr>
+          <w:rFonts w:ascii="Arial" w:hAnsi="Arial" w:eastAsia="Arial"/>
+          <w:b w:val="0"/>
+          <w:sz w:val="21"/>
+        </w:rPr>
+        <w:t>Bitte melden Sie sich bei dringenden Kinderangelegenheiten telefonisch über das Sekretariat; für Unterlagen genügt die sichere Nachrichtenfunktion der Kanzlei.</w:t>
+      </w:r>
+    </w:p>
+    <w:p>
+      <w:pPr>
+        <w:spacing w:before="280"/>
+      </w:pPr>
+      <w:r>
+        <w:rPr>
+          <w:rFonts w:ascii="Arial" w:hAnsi="Arial" w:eastAsia="Arial"/>
+          <w:b/>
+          <w:sz w:val="21"/>
+        </w:rPr>
+        <w:t>Katharina Feldmann</w:t>
+      </w:r>
+    </w:p>
+    <w:p>
+      <w:pPr>
+        <w:spacing w:after="0"/>
+      </w:pPr>
+      <w:r>
+        <w:rPr>
+          <w:rFonts w:ascii="Arial" w:hAnsi="Arial" w:eastAsia="Arial"/>
+          <w:b w:val="0"/>
+          <w:color w:val="5C6569"/>
+          <w:sz w:val="18"/>
+        </w:rPr>
+        <w:t>Rechtsanwältin · Fachanwältin für Familienrecht</w:t>
       </w:r>
     </w:p>
     <w:sectPr>
-      <w:pgSz w:w="12240" w:h="15840"/>
-      <w:pgMar w:top="1440" w:right="1800" w:bottom="1440" w:left="1800" w:header="720" w:footer="720" w:gutter="0"/>
+      <w:headerReference w:type="default" r:id="rId9"/>
+      <w:footerReference w:type="default" r:id="rId10"/>
+      <w:pgSz w:w="11906" w:h="16838"/>
+      <w:pgMar w:top="1247" w:right="1134" w:bottom="1134" w:left="1332" w:header="454" w:footer="454" w:gutter="0"/>
       <w:cols w:space="720"/>
       <w:docGrid w:linePitch="360"/>
     </w:sectPr>
   </w:body>
 </w:document>
+</file>
+
+<file path=word/footer1.xml><?xml version="1.0" encoding="utf-8"?>
+<w:ftr xmlns:m="http://schemas.openxmlformats.org/officeDocument/2006/math" xmlns:mc="http://schemas.openxmlformats.org/markup-compatibility/2006" xmlns:mo="http://schemas.microsoft.com/office/mac/office/2008/main" xmlns:mv="urn:schemas-microsoft-com:mac:vml" xmlns:o="urn:schemas-microsoft-com:office:office" xmlns:r="http://schemas.openxmlformats.org/officeDocument/2006/relationships" xmlns:v="urn:schemas-microsoft-com:vml" xmlns:w10="urn:schemas-microsoft-com:office:word" xmlns:w14="http://schemas.microsoft.com/office/word/2010/wordml" xmlns:w="http://schemas.openxmlformats.org/wordprocessingml/2006/main" xmlns:wne="http://schemas.microsoft.com/office/word/2006/wordml" xmlns:wp14="http://schemas.microsoft.com/office/word/2010/wordprocessingDrawing" xmlns:wp="http://schemas.openxmlformats.org/drawingml/2006/wordprocessingDrawing" xmlns:wpc="http://schemas.microsoft.com/office/word/2010/wordprocessingCanvas" xmlns:wpg="http://schemas.microsoft.com/office/word/2010/wordprocessingGroup" xmlns:wpi="http://schemas.microsoft.com/office/word/2010/wordprocessingInk" xmlns:wps="http://schemas.microsoft.com/office/word/2010/wordprocessingShape" mc:Ignorable="w14 wp14">
+  <w:p>
+    <w:pPr>
+      <w:pStyle w:val="Footer"/>
+    </w:pPr>
+  </w:p>
+  <w:tbl>
+    <w:tblPr>
+      <w:tblW w:type="auto" w:w="0"/>
+      <w:jc w:val="center"/>
+      <w:tblLayout w:type="fixed"/>
+      <w:tblLook w:firstColumn="1" w:firstRow="1" w:lastColumn="0" w:lastRow="0" w:noHBand="0" w:noVBand="1" w:val="04A0"/>
+    </w:tblPr>
+    <w:tblGrid>
+      <w:gridCol w:w="7257"/>
+      <w:gridCol w:w="2154"/>
+    </w:tblGrid>
+    <w:tr>
+      <w:tc>
+        <w:tcPr>
+          <w:tcW w:type="dxa" w:w="7257"/>
+        </w:tcPr>
+        <w:p>
+          <w:r>
+            <w:rPr>
+              <w:rFonts w:ascii="Arial" w:hAnsi="Arial" w:eastAsia="Arial"/>
+              <w:b w:val="0"/>
+              <w:color w:val="5C6569"/>
+              <w:sz w:val="14"/>
+            </w:rPr>
+            <w:t>Mandat 87/26 F · Dr. Neumann / Neumann</w:t>
+          </w:r>
+        </w:p>
+      </w:tc>
+      <w:tc>
+        <w:tcPr>
+          <w:tcW w:type="dxa" w:w="2154"/>
+        </w:tcPr>
+        <w:p>
+          <w:pPr>
+            <w:jc w:val="right"/>
+          </w:pPr>
+          <w:r>
+            <w:rPr>
+              <w:rFonts w:ascii="Arial" w:hAnsi="Arial" w:eastAsia="Arial"/>
+              <w:b w:val="0"/>
+              <w:color w:val="5C6569"/>
+              <w:sz w:val="14"/>
+            </w:rPr>
+            <w:t xml:space="preserve">Seite </w:t>
+          </w:r>
+          <w:r>
+            <w:rPr>
+              <w:rFonts w:ascii="Arial" w:hAnsi="Arial" w:eastAsia="Arial"/>
+              <w:b w:val="0"/>
+              <w:color w:val="5C6569"/>
+              <w:sz w:val="14"/>
+            </w:rPr>
+            <w:fldChar w:fldCharType="begin"/>
+            <w:instrText xml:space="preserve">PAGE</w:instrText>
+            <w:fldChar w:fldCharType="end"/>
+          </w:r>
+        </w:p>
+      </w:tc>
+    </w:tr>
+  </w:tbl>
+</w:ftr>
+</file>
+
+<file path=word/header1.xml><?xml version="1.0" encoding="utf-8"?>
+<w:hdr xmlns:m="http://schemas.openxmlformats.org/officeDocument/2006/math" xmlns:mc="http://schemas.openxmlformats.org/markup-compatibility/2006" xmlns:mo="http://schemas.microsoft.com/office/mac/office/2008/main" xmlns:mv="urn:schemas-microsoft-com:mac:vml" xmlns:o="urn:schemas-microsoft-com:office:office" xmlns:r="http://schemas.openxmlformats.org/officeDocument/2006/relationships" xmlns:v="urn:schemas-microsoft-com:vml" xmlns:w10="urn:schemas-microsoft-com:office:word" xmlns:w14="http://schemas.microsoft.com/office/word/2010/wordml" xmlns:w="http://schemas.openxmlformats.org/wordprocessingml/2006/main" xmlns:wne="http://schemas.microsoft.com/office/word/2006/wordml" xmlns:wp14="http://schemas.microsoft.com/office/word/2010/wordprocessingDrawing" xmlns:wp="http://schemas.openxmlformats.org/drawingml/2006/wordprocessingDrawing" xmlns:wpc="http://schemas.microsoft.com/office/word/2010/wordprocessingCanvas" xmlns:wpg="http://schemas.microsoft.com/office/word/2010/wordprocessingGroup" xmlns:wpi="http://schemas.microsoft.com/office/word/2010/wordprocessingInk" xmlns:wps="http://schemas.microsoft.com/office/word/2010/wordprocessingShape" mc:Ignorable="w14 wp14">
+  <w:p>
+    <w:pPr>
+      <w:pStyle w:val="Header"/>
+      <w:spacing w:after="20"/>
+    </w:pPr>
+    <w:r>
+      <w:rPr>
+        <w:rFonts w:ascii="Arial" w:hAnsi="Arial" w:eastAsia="Arial"/>
+        <w:b/>
+        <w:color w:val="173941"/>
+        <w:sz w:val="19"/>
+      </w:rPr>
+      <w:t>Rechtsanwältin Katharina Feldmann</w:t>
+    </w:r>
+  </w:p>
+  <w:p>
+    <w:pPr>
+      <w:spacing w:after="0"/>
+    </w:pPr>
+    <w:r>
+      <w:rPr>
+        <w:rFonts w:ascii="Arial" w:hAnsi="Arial" w:eastAsia="Arial"/>
+        <w:b w:val="0"/>
+        <w:color w:val="5C6569"/>
+        <w:sz w:val="14"/>
+      </w:rPr>
+      <w:t>Parkstraße 22 · 61231 Bad Nauheim</w:t>
+    </w:r>
+  </w:p>
+  <w:p>
+    <w:pPr>
+      <w:spacing w:after="0"/>
+    </w:pPr>
+    <w:r>
+      <w:rPr>
+        <w:rFonts w:ascii="Arial" w:hAnsi="Arial" w:eastAsia="Arial"/>
+        <w:b w:val="0"/>
+        <w:color w:val="5C6569"/>
+        <w:sz w:val="14"/>
+      </w:rPr>
+      <w:t>Telefon 06032 92440 · Telefax 06032 92441 · kanzlei@feldmann-familienrecht.example</w:t>
+    </w:r>
+  </w:p>
+  <w:p>
+    <w:pPr>
+      <w:spacing w:after="0"/>
+    </w:pPr>
+    <w:r>
+      <w:rPr>
+        <w:rFonts w:ascii="Arial" w:hAnsi="Arial" w:eastAsia="Arial"/>
+        <w:b w:val="0"/>
+        <w:color w:val="5C6569"/>
+        <w:sz w:val="14"/>
+      </w:rPr>
+      <w:t>Rechtsanwältin Katharina Feldmann · Fachanwältin für Familienrecht</w:t>
+    </w:r>
+  </w:p>
+</w:hdr>
 </file>
 
 <file path=word/numbering.xml><?xml version="1.0" encoding="utf-8"?>
@@ -413,9 +861,13 @@
     <w:name w:val="Normal"/>
     <w:qFormat/>
     <w:rsid w:val="00FC693F"/>
+    <w:pPr>
+      <w:spacing w:after="120" w:line="259" w:lineRule="auto"/>
+      <w:widowControl/>
+    </w:pPr>
     <w:rPr>
-      <w:rFonts w:ascii="Times New Roman" w:hAnsi="Times New Roman"/>
-      <w:sz w:val="22"/>
+      <w:rFonts w:ascii="Arial" w:hAnsi="Arial"/>
+      <w:sz w:val="21"/>
     </w:rPr>
   </w:style>
   <w:style w:type="paragraph" w:styleId="Header">
@@ -473,15 +925,15 @@
     <w:pPr>
       <w:keepNext/>
       <w:keepLines/>
-      <w:spacing w:before="480" w:after="0"/>
+      <w:spacing w:before="200" w:after="120"/>
       <w:outlineLvl w:val="0"/>
     </w:pPr>
     <w:rPr>
-      <w:rFonts w:asciiTheme="majorHAnsi" w:eastAsiaTheme="majorEastAsia" w:hAnsiTheme="majorHAnsi" w:cstheme="majorBidi"/>
+      <w:rFonts w:asciiTheme="majorHAnsi" w:eastAsiaTheme="majorEastAsia" w:hAnsiTheme="majorHAnsi" w:cstheme="majorBidi" w:ascii="Arial" w:hAnsi="Arial"/>
       <w:b/>
       <w:bCs/>
-      <w:color w:val="365F91" w:themeColor="accent1" w:themeShade="BF"/>
-      <w:sz w:val="28"/>
+      <w:color w:val="173941"/>
+      <w:sz w:val="26"/>
       <w:szCs w:val="28"/>
     </w:rPr>
   </w:style>
@@ -497,15 +949,15 @@
     <w:pPr>
       <w:keepNext/>
       <w:keepLines/>
-      <w:spacing w:before="200" w:after="0"/>
+      <w:spacing w:before="200" w:after="120"/>
       <w:outlineLvl w:val="1"/>
     </w:pPr>
     <w:rPr>
-      <w:rFonts w:asciiTheme="majorHAnsi" w:eastAsiaTheme="majorEastAsia" w:hAnsiTheme="majorHAnsi" w:cstheme="majorBidi"/>
+      <w:rFonts w:asciiTheme="majorHAnsi" w:eastAsiaTheme="majorEastAsia" w:hAnsiTheme="majorHAnsi" w:cstheme="majorBidi" w:ascii="Arial" w:hAnsi="Arial"/>
       <w:b/>
       <w:bCs/>
-      <w:color w:val="4F81BD" w:themeColor="accent1"/>
-      <w:sz w:val="26"/>
+      <w:color w:val="173941"/>
+      <w:sz w:val="22"/>
       <w:szCs w:val="26"/>
     </w:rPr>
   </w:style>
@@ -759,18 +1211,20 @@
     <w:qFormat/>
     <w:rsid w:val="00FC693F"/>
     <w:pPr>
+      <w:keepNext/>
       <w:pBdr>
         <w:bottom w:val="single" w:sz="8" w:space="4" w:color="4F81BD" w:themeColor="accent1"/>
       </w:pBdr>
-      <w:spacing w:after="300" w:line="240" w:lineRule="auto"/>
+      <w:spacing w:after="120" w:line="240" w:lineRule="auto" w:before="0"/>
       <w:contextualSpacing/>
     </w:pPr>
     <w:rPr>
-      <w:rFonts w:asciiTheme="majorHAnsi" w:eastAsiaTheme="majorEastAsia" w:hAnsiTheme="majorHAnsi" w:cstheme="majorBidi"/>
-      <w:color w:val="17365D" w:themeColor="text2" w:themeShade="BF"/>
+      <w:rFonts w:asciiTheme="majorHAnsi" w:eastAsiaTheme="majorEastAsia" w:hAnsiTheme="majorHAnsi" w:cstheme="majorBidi" w:ascii="Arial" w:hAnsi="Arial"/>
+      <w:b/>
+      <w:color w:val="173941"/>
       <w:spacing w:val="5"/>
       <w:kern w:val="28"/>
-      <w:sz w:val="52"/>
+      <w:sz w:val="36"/>
       <w:szCs w:val="52"/>
     </w:rPr>
   </w:style>
